--- a/p3/submission/jed_package/01_manuscript_vi.docx
+++ b/p3/submission/jed_package/01_manuscript_vi.docx
@@ -20,7 +20,7 @@
           <w:iCs/>
           <w:i/>
         </w:rPr>
-        <w:t xml:space="preserve">[Bản dịch tiếng Việt — Vietnamese Translation. Phiên bản 07/06/2026. Bản dịch đầy đủ tương ứng với bản thảo tiếng Anh đã rút gọn nộp Journal of Economics and Development (Emerald). Số liệu thống kê, ký hiệu, và trích dẫn giữ nguyên theo bản gốc tiếng Anh để bảo đảm tính kiểm chứng. Thuật ngữ tuân theo bảng thuật ngữ Anh–Việt WBES/IB của dự án.]</w:t>
+        <w:t xml:space="preserve">[Bản dịch tiếng Việt, Vietnamese Translation. Phiên bản 07/06/2026. Bản dịch đầy đủ tương ứng với bản thảo tiếng Anh đã rút gọn nộp Journal of Economics and Development (Emerald). Số liệu thống kê, ký hiệu, và trích dẫn giữ nguyên theo bản gốc tiếng Anh để bảo đảm tính kiểm chứng. Thuật ngữ tuân theo bảng thuật ngữ Anh–Việt WBES/IB của dự án.]</w:t>
       </w:r>
     </w:p>
     <w:bookmarkStart w:id="20" w:name="tóm-tắt"/>
@@ -45,15 +45,15 @@
         <w:pStyle w:val="BodyText"/>
       </w:pPr>
       <w:r>
-        <w:t xml:space="preserve">Thiết kế/phương pháp/tiếp cận: Ba đợt Khảo sát Doanh nghiệp của Ngân hàng Thế giới (World Bank Enterprise Survey — WBES; Việt Nam 2009, 2015, 2023; N = 2,958) làm nền cho các mô hình bình phương nhỏ nhất (OLS) theo từng đợt và gộp, với sai số chuẩn vững HC1, số hạng bậc hai của FSTS, và các số hạng tương tác năng lực. TCI (chứng nhận chất lượng, công nghệ nhập khẩu có giấy phép) là cấu trúc chính; một chỉ báo website tầng 1 đóng vai trò biến kiểm soát hiện diện số.</w:t>
-      </w:r>
-    </w:p>
-    <w:p>
-      <w:pPr>
-        <w:pStyle w:val="BodyText"/>
-      </w:pPr>
-      <w:r>
-        <w:t xml:space="preserve">Phát hiện: Quan hệ hình chữ U ngược (inverted U-shape) giữa cường độ xuất khẩu và năng suất lao động tồn tại ở cả ba đợt, với các điểm ngoặt (turning point) tập trung trong khoảng 39%–46% — một dải bền vững suốt 14 năm. Tính phi tuyến phản ánh hiệu ứng biên tham gia (participation margin): trên mẫu chỉ gồm doanh nghiệp xuất khẩu, số hạng bậc hai mất ý nghĩa thống kê. TCI điều tiết tích cực năng suất và độ cong của đường cong I–P qua các đợt. Chỉ báo website đi theo quỹ đạo lỗi thời của biến đại diện (proxy obsolescence): dương năm 2009, không ý nghĩa năm 2015, và tương tác âm năm 2023.</w:t>
+        <w:t xml:space="preserve">Thiết kế/phương pháp/tiếp cận: Ba đợt Khảo sát Doanh nghiệp của Ngân hàng Thế giới (World Bank Enterprise Survey, WBES; Việt Nam 2009, 2015, 2023; N = 2,958) làm nền cho các mô hình bình phương nhỏ nhất (OLS) theo từng đợt và gộp, với sai số chuẩn vững HC1, số hạng bậc hai của FSTS, và các số hạng tương tác năng lực. TCI (chứng nhận chất lượng, công nghệ nhập khẩu có giấy phép) là cấu trúc chính; một chỉ báo website tầng 1 đóng vai trò biến kiểm soát hiện diện số.</w:t>
+      </w:r>
+    </w:p>
+    <w:p>
+      <w:pPr>
+        <w:pStyle w:val="BodyText"/>
+      </w:pPr>
+      <w:r>
+        <w:t xml:space="preserve">Phát hiện: Quan hệ hình chữ U ngược (inverted U-shape) giữa cường độ xuất khẩu và năng suất lao động tồn tại ở cả ba đợt, với các điểm ngoặt (turning point) tập trung trong khoảng 39%–46%, một dải bền vững suốt 14 năm. Tính phi tuyến phản ánh hiệu ứng biên tham gia (participation margin): trên mẫu chỉ gồm doanh nghiệp xuất khẩu, số hạng bậc hai mất ý nghĩa thống kê. TCI điều tiết tích cực năng suất và độ cong của đường cong I–P qua các đợt. Chỉ báo website đi theo quỹ đạo lỗi thời của biến đại diện (proxy obsolescence): dương năm 2009, không ý nghĩa năm 2015, và tương tác âm năm 2023.</w:t>
       </w:r>
     </w:p>
     <w:p>
@@ -279,7 +279,7 @@
         <w:pStyle w:val="BodyText"/>
       </w:pPr>
       <w:r>
-        <w:t xml:space="preserve">Nghiên cứu có bốn đóng góp. Thứ nhất, nó tinh chỉnh tranh luận I–P bằng cách cho thấy bằng chứng Việt Nam ủng hộ một mối quan hệ phi tuyến mà độ nổi bật thay đổi theo thời gian, nên đường cong I–P phải được đọc cùng với môi trường năng lực rộng hơn. Thứ hai, nó cải thiện độ giá trị cấu trúc (construct validity) bằng cách tách năng lực công nghệ khỏi mức áp dụng công nghệ số nền tảng; điều này quan trọng vì kho năng lực sâu và mức kích hoạt số cơ bản có thể tạo ra hiệu quả qua những kênh khác nhau và không thể hiện cùng một mô thức qua các đợt khảo sát Việt Nam. Thứ ba, nó giới thiệu một cách diễn giải quốc tế hoá số theo phụ thuộc giai đoạn xuyên các đợt: vì dữ liệu WBES là các lát cắt ngang lặp lại (repeated cross-sections), không thể quan sát quỹ đạo trong nội bộ doanh nghiệp, nhưng bằng chứng xuyên đợt gợi ý rằng năng lực số không phải là một khoản lợi tức ổn định phổ quát cũng không phải một nguồn lực vô hiệu đồng đều. Thứ tư, nó tái định hình chính hình chữ U ngược: điểm ngoặt được nhận dạng vững (39%–46% FSTS) nổi lên như một hàm bậc thang băng qua rào cản tham gia xuất khẩu hơn là một đường bão hoà chi phí phối hợp liên tục, định vị ma sát liên quan đến năng suất ở biên tham gia — nơi các rào cản thể chế, năng lực, và chi phí chìm ràng buộc mạnh nhất trong một nền kinh tế chuyển đổi — hơn là ở phần đuôi cường độ.</w:t>
+        <w:t xml:space="preserve">Nghiên cứu có bốn đóng góp. Thứ nhất, nó tinh chỉnh tranh luận I–P bằng cách cho thấy bằng chứng Việt Nam ủng hộ một mối quan hệ phi tuyến mà độ nổi bật thay đổi theo thời gian, nên đường cong I–P phải được đọc cùng với môi trường năng lực rộng hơn. Thứ hai, nó cải thiện độ giá trị cấu trúc (construct validity) bằng cách tách năng lực công nghệ khỏi mức áp dụng công nghệ số nền tảng; điều này quan trọng vì kho năng lực sâu và mức kích hoạt số cơ bản có thể tạo ra hiệu quả qua những kênh khác nhau và không thể hiện cùng một mô thức qua các đợt khảo sát Việt Nam. Thứ ba, nó giới thiệu một cách diễn giải quốc tế hoá số theo phụ thuộc giai đoạn xuyên các đợt: vì dữ liệu WBES là các lát cắt ngang lặp lại (repeated cross-sections), không thể quan sát quỹ đạo trong nội bộ doanh nghiệp, nhưng bằng chứng xuyên đợt gợi ý rằng năng lực số không phải là một khoản lợi tức ổn định phổ quát cũng không phải một nguồn lực vô hiệu đồng đều. Thứ tư, nó tái định hình chính hình chữ U ngược: điểm ngoặt được nhận dạng vững (39%–46% FSTS) nổi lên như một hàm bậc thang băng qua rào cản tham gia xuất khẩu hơn là một đường bão hoà chi phí phối hợp liên tục, định vị ma sát liên quan đến năng suất ở biên tham gia, nơi các rào cản thể chế, năng lực, và chi phí chìm ràng buộc mạnh nhất trong một nền kinh tế chuyển đổi, hơn là ở phần đuôi cường độ.</w:t>
       </w:r>
     </w:p>
     <w:bookmarkEnd w:id="21"/>

--- a/p3/submission/jed_package/01_manuscript_vi.docx
+++ b/p3/submission/jed_package/01_manuscript_vi.docx
@@ -61,7 +61,40 @@
         <w:pStyle w:val="BodyText"/>
       </w:pPr>
       <w:r>
-        <w:t xml:space="preserve">Tính độc đáo/giá trị: Hình chữ U ngược trong bối cảnh nhiều giá trị không (zero-inflated) này phản ánh hiệu ứng rào cản tham gia hơn là sự bão hoà theo cường độ; các hệ số tầng 1 gộp che lấp quá trình lỗi thời tăng dần của biến đại diện. Cụm điểm ngoặt gắn với thể chế (39%–46% FSTS) chuyển trọng tâm tranh luận từ "quốc tế hoá có giúp ích không?" sang "trong điều kiện thể chế nào thì ngưỡng dịch chuyển?".</w:t>
+        <w:t xml:space="preserve">Tính độc đáo/giá trị: Hình chữ U ngược trong bối cảnh nhiều giá trị không (zero-inflated) này phản ánh hiệu ứng rào cản tham gia hơn là sự bão hoà theo cường độ; các hệ số tầng 1 gộp che lấp quá trình lỗi thời tăng dần của biến đại diện. Cụm điểm ngoặt gắn với thể chế (39%–46% FSTS) chuyển trọng tâm tranh luận từ</w:t>
+      </w:r>
+      <w:r>
+        <w:t xml:space="preserve"> </w:t>
+      </w:r>
+      <w:r>
+        <w:t xml:space="preserve">“</w:t>
+      </w:r>
+      <w:r>
+        <w:t xml:space="preserve">quốc tế hoá có giúp ích không?</w:t>
+      </w:r>
+      <w:r>
+        <w:t xml:space="preserve">”</w:t>
+      </w:r>
+      <w:r>
+        <w:t xml:space="preserve"> </w:t>
+      </w:r>
+      <w:r>
+        <w:t xml:space="preserve">sang</w:t>
+      </w:r>
+      <w:r>
+        <w:t xml:space="preserve"> </w:t>
+      </w:r>
+      <w:r>
+        <w:t xml:space="preserve">“</w:t>
+      </w:r>
+      <w:r>
+        <w:t xml:space="preserve">trong điều kiện thể chế nào thì ngưỡng dịch chuyển?</w:t>
+      </w:r>
+      <w:r>
+        <w:t xml:space="preserve">”</w:t>
+      </w:r>
+      <w:r>
+        <w:t xml:space="preserve">.</w:t>
       </w:r>
     </w:p>
     <w:p>
@@ -89,7 +122,7 @@
       </w:r>
     </w:p>
     <w:bookmarkEnd w:id="20"/>
-    <w:bookmarkStart w:id="21" w:name="X8291021638e5c0ee7b47a0aaabc4b853f1da348"/>
+    <w:bookmarkStart w:id="21" w:name="giới-thiệu"/>
     <w:p>
       <w:pPr>
         <w:pStyle w:val="Heading2"/>
@@ -283,7 +316,7 @@
       </w:r>
     </w:p>
     <w:bookmarkEnd w:id="21"/>
-    <w:bookmarkStart w:id="29" w:name="X05ef95b78b31c427f3190b04e65ba3eba048287"/>
+    <w:bookmarkStart w:id="29" w:name="cơ-sở-lý-thuyết-và-giả-thuyết"/>
     <w:p>
       <w:pPr>
         <w:pStyle w:val="Heading2"/>
@@ -292,7 +325,7 @@
         <w:t xml:space="preserve">2. Cơ sở lý thuyết và giả thuyết</w:t>
       </w:r>
     </w:p>
-    <w:bookmarkStart w:id="22" w:name="X27799ae45049c8a5130505151276ddbc596555a"/>
+    <w:bookmarkStart w:id="22" w:name="Xee49769103ace81c364f77c9c00c86ff446e8e2"/>
     <w:p>
       <w:pPr>
         <w:pStyle w:val="Heading3"/>
@@ -402,7 +435,7 @@
       </w:r>
     </w:p>
     <w:bookmarkEnd w:id="22"/>
-    <w:bookmarkStart w:id="23" w:name="X693d7761e660017b0030ce2c3cb459e0903a67b"/>
+    <w:bookmarkStart w:id="23" w:name="Xc1bdd7a76c80d5f4a2f1fc026e0a6420d006bd6"/>
     <w:p>
       <w:pPr>
         <w:pStyle w:val="Heading3"/>
@@ -451,7 +484,7 @@
       </w:r>
     </w:p>
     <w:bookmarkEnd w:id="23"/>
-    <w:bookmarkStart w:id="24" w:name="X9926f6fdeb2563ca16dc9ee150e247403451c38"/>
+    <w:bookmarkStart w:id="24" w:name="Xa3eb9fc796eff7ce445b60add5e4a180e23d92e"/>
     <w:p>
       <w:pPr>
         <w:pStyle w:val="Heading3"/>
@@ -547,11 +580,11 @@
         <w:t xml:space="preserve">không được hình thức hoá thành một cấu trúc mang giả thuyết chính</w:t>
       </w:r>
       <w:r>
-        <w:t xml:space="preserve">; nó được giữ trong mọi đặc tả như một biến kiểm soát hiện diện số nền tảng, báo cáo mang tính mô tả. Do đó không có H3 nào được phát biểu ở đây; phép thăm dò điều tiết số mang tính khám phá tiếp sau (§2.4) được đánh số H4 để giữ tính nhất quán với khung luận án rộng hơn, trong đó H3 theo quy ước tương ứng với điều tiết thể chế trong các bài đa quốc gia.</w:t>
+        <w:t xml:space="preserve">; nó được giữ trong mọi đặc tả như một biến kiểm soát hiện diện số nền tảng, báo cáo mang tính mô tả. Do đó phép thăm dò điều tiết số mang tính khám phá tiếp sau (Mục 2.4) được đánh số H3.</w:t>
       </w:r>
     </w:p>
     <w:bookmarkEnd w:id="24"/>
-    <w:bookmarkStart w:id="28" w:name="Xce6c9a7d1c5c7c35771643fb67f4c7850f13da7"/>
+    <w:bookmarkStart w:id="28" w:name="giá-trị-số-phụ-thuộc-giai-đoạn"/>
     <w:p>
       <w:pPr>
         <w:pStyle w:val="Heading3"/>
@@ -577,7 +610,7 @@
           <w:bCs/>
           <w:b/>
         </w:rPr>
-        <w:t xml:space="preserve">H4 (phép thăm dò khám phá, không phải giả thuyết chính).</w:t>
+        <w:t xml:space="preserve">H3 (phép thăm dò khám phá, không phải giả thuyết chính).</w:t>
       </w:r>
       <w:r>
         <w:t xml:space="preserve"> </w:t>
@@ -588,7 +621,7 @@
     </w:p>
     <w:p>
       <w:pPr>
-        <w:pStyle w:val="BodyText"/>
+        <w:pStyle w:val="CaptionedFigure"/>
       </w:pPr>
       <w:r>
         <w:drawing>
@@ -635,6 +668,14 @@
     </w:p>
     <w:p>
       <w:pPr>
+        <w:pStyle w:val="ImageCaption"/>
+      </w:pPr>
+      <w:r>
+        <w:t xml:space="preserve">Hình 1: Mô hình khái niệm</w:t>
+      </w:r>
+    </w:p>
+    <w:p>
+      <w:pPr>
         <w:pStyle w:val="BodyText"/>
       </w:pPr>
       <w:r>
@@ -661,12 +702,12 @@
         <w:t xml:space="preserve">et al.</w:t>
       </w:r>
       <w:r>
-        <w:t xml:space="preserve">, 1997). H2 đặc tả năng lực công nghệ (TCI_z; Lý thuyết dựa trên nguồn lực, Barney, 1991) như một tác động trực tiếp dịch chuyển mức và một biến điều tiết thứ cấp. H4 xem mức áp dụng dựa trên website (DAI_z, chỉ tầng 1) như một phép thăm dò khám phá của Lăng kính Năng lực Số (Banalieva and Dhanaraj, 2019). Các biến kiểm soát (ln quy mô doanh nghiệp, tuổi doanh nghiệp, sở hữu nước ngoài, hiệu ứng cố định ngành và đợt) nhập cộng tính. Dữ liệu: WBES 2009, 2015, 2023; N = 2,958 (gộp), n_đợt = 989/956/1,013.</w:t>
+        <w:t xml:space="preserve">, 1997). H2 đặc tả năng lực công nghệ (TCI_z; Lý thuyết dựa trên nguồn lực, Barney, 1991) như một tác động trực tiếp dịch chuyển mức và một biến điều tiết thứ cấp. H3 xem mức áp dụng dựa trên website (DAI_z, chỉ tầng 1) như một phép thăm dò khám phá của Lăng kính Năng lực Số (Banalieva and Dhanaraj, 2019). Các biến kiểm soát (ln quy mô doanh nghiệp, tuổi doanh nghiệp, sở hữu nước ngoài, hiệu ứng cố định ngành và đợt) nhập cộng tính. Dữ liệu: WBES 2009, 2015, 2023; N = 2,958 (gộp), n_đợt = 989/956/1,013.</w:t>
       </w:r>
     </w:p>
     <w:bookmarkEnd w:id="28"/>
     <w:bookmarkEnd w:id="29"/>
-    <w:bookmarkStart w:id="35" w:name="X9625864dada8107383b4a16f8e95c829edc6c27"/>
+    <w:bookmarkStart w:id="35" w:name="X6cd01f3f93342cb6b133880f2af4f5075c693ce"/>
     <w:p>
       <w:pPr>
         <w:pStyle w:val="Heading2"/>
@@ -675,7 +716,7 @@
         <w:t xml:space="preserve">3. Dữ liệu, biến số, và chiến lược thực nghiệm</w:t>
       </w:r>
     </w:p>
-    <w:bookmarkStart w:id="30" w:name="Xe2cb903402e003c83e737f7cc4a1dae6c613e85"/>
+    <w:bookmarkStart w:id="30" w:name="cấu-trúc-dữ-liệu"/>
     <w:p>
       <w:pPr>
         <w:pStyle w:val="Heading3"/>
@@ -693,7 +734,7 @@
       </w:r>
     </w:p>
     <w:bookmarkEnd w:id="30"/>
-    <w:bookmarkStart w:id="31" w:name="X4ccc2fb137c87b79d1e71cbfea6dc6e4b23640a"/>
+    <w:bookmarkStart w:id="31" w:name="biến-số"/>
     <w:p>
       <w:pPr>
         <w:pStyle w:val="Heading3"/>
@@ -719,7 +760,7 @@
       </w:r>
     </w:p>
     <w:bookmarkEnd w:id="31"/>
-    <w:bookmarkStart w:id="32" w:name="X8642aea1e604fb368b9205dd294c100b0dc6e7e"/>
+    <w:bookmarkStart w:id="32" w:name="chuỗi-mô-hình"/>
     <w:p>
       <w:pPr>
         <w:pStyle w:val="Heading3"/>
@@ -775,7 +816,7 @@
         <w:t xml:space="preserve">X</w:t>
       </w:r>
       <w:r>
-        <w:t xml:space="preserve">_it là các biến kiểm soát (lnEmp, FirmAge, ForeignOwned), δ_s là hiệu ứng cố định ngành, và λ_t là hiệu ứng cố định đợt (chỉ trong mô hình gộp). M0 là các biến kiểm soát nền; M1 thêm FSTS_c (tuyến tính); M2 thêm FSTS_c² (kiểm định H1, đòi hỏi β₁ &gt; 0, β₂ &lt; 0, với điểm ngoặt TP* = −β₁/(2β₂) được xác nhận bằng kiểm định u của Lind–Mehlum (2010)); M3 thêm TCI_z và các tương tác FSTS của nó (kiểm định H2); M4 thêm DAI_z và các tương tác FSTS của nó (H4 khám phá); M5 và M6 nhập TCI_z và DAI_z chỉ như tác động trực tiếp; M7 là mô hình hai-trực-tiếp không tương tác; M8 là mô hình đầy đủ (hai-trực-tiếp cộng điều tiết DAI). Chuỗi M0–M8 được ước lượng theo từng đợt và trên tệp gộp, tạo ra bốn bộ ước lượng (2009, 2015, 2023, gộp). Xuyên suốt, kết quả được mô tả như các liên hệ (association) hơn là tác động (effect), nhất quán với giới hạn suy luận của dữ liệu lát cắt ngang lặp lại (Antonakis</w:t>
+        <w:t xml:space="preserve">_it là các biến kiểm soát (lnEmp, FirmAge, ForeignOwned), δ_s là hiệu ứng cố định ngành, và λ_t là hiệu ứng cố định đợt (chỉ trong mô hình gộp). M0 là các biến kiểm soát nền; M1 thêm FSTS_c (tuyến tính); M2 thêm FSTS_c² (kiểm định H1, đòi hỏi β₁ &gt; 0, β₂ &lt; 0, với điểm ngoặt TP* = −β₁/(2β₂) được xác nhận bằng kiểm định u của Lind–Mehlum (2010)); M3 thêm TCI_z và các tương tác FSTS của nó (kiểm định H2); M4 thêm DAI_z và các tương tác FSTS của nó (H3 khám phá); M5 và M6 nhập TCI_z và DAI_z chỉ như tác động trực tiếp; M7 là mô hình hai-trực-tiếp không tương tác; M8 là mô hình đầy đủ (hai-trực-tiếp cộng điều tiết DAI). Chuỗi M0–M8 được ước lượng theo từng đợt và trên tệp gộp, tạo ra bốn bộ ước lượng (2009, 2015, 2023, gộp). Xuyên suốt, kết quả được mô tả như các liên hệ (association) hơn là tác động (effect), nhất quán với giới hạn suy luận của dữ liệu lát cắt ngang lặp lại (Antonakis</w:t>
       </w:r>
       <w:r>
         <w:t xml:space="preserve"> </w:t>
@@ -792,7 +833,7 @@
       </w:r>
     </w:p>
     <w:bookmarkEnd w:id="32"/>
-    <w:bookmarkStart w:id="33" w:name="Xaffa7f4882c8db08de9b3ea58f8af7d820aee53"/>
+    <w:bookmarkStart w:id="33" w:name="nhận-dạng-và-nội-sinh"/>
     <w:p>
       <w:pPr>
         <w:pStyle w:val="Heading3"/>
@@ -823,7 +864,7 @@
       </w:r>
     </w:p>
     <w:bookmarkEnd w:id="33"/>
-    <w:bookmarkStart w:id="34" w:name="Xad36f696c4a8882228a774e3d4ccef218d0b35c"/>
+    <w:bookmarkStart w:id="34" w:name="tái-lập-và-khả-năng-tái-tạo"/>
     <w:p>
       <w:pPr>
         <w:pStyle w:val="Heading3"/>
@@ -871,7 +912,7 @@
     </w:p>
     <w:bookmarkEnd w:id="34"/>
     <w:bookmarkEnd w:id="35"/>
-    <w:bookmarkStart w:id="44" w:name="Xc1528237297c4ce8999628372a6b48494fd6214"/>
+    <w:bookmarkStart w:id="44" w:name="kết-quả"/>
     <w:p>
       <w:pPr>
         <w:pStyle w:val="Heading2"/>
@@ -896,7 +937,7 @@
         <w:t xml:space="preserve">[Chèn Bảng II vào đây]</w:t>
       </w:r>
     </w:p>
-    <w:bookmarkStart w:id="36" w:name="Xf3d6ceb3b570cc5cd95995f2b47f6035efbb788"/>
+    <w:bookmarkStart w:id="36" w:name="phát-hiện-theo-từng-đợt"/>
     <w:p>
       <w:pPr>
         <w:pStyle w:val="Heading3"/>
@@ -947,11 +988,11 @@
         <w:pStyle w:val="BodyText"/>
       </w:pPr>
       <w:r>
-        <w:t xml:space="preserve">Gộp lại, các kết quả theo đợt vạch ra hai liên hệ nhất quán với phụ thuộc giai đoạn. Năng lực công nghệ/tiêu chuẩn nước ngoài dương ở cả ba đợt với kích thước suy giảm vừa phải (TCI_z = 0.215 → 0.128 → 0.123) nhưng điều tiết vẫn tồn tại ở các panel 2009, 2023 và gộp. Hiện diện số dựa trên website đi theo một quỹ đạo phi đơn điệu (mạnh năm 2009, không ý nghĩa năm 2015, tái nổi lên năm 2023), và kênh điều tiết của nó chỉ hiện ra ở năm 2023. Một kiểm định tương tác đợt × biến trọng tâm gộp chính thức gợi ý rằng chỉ các dịch chuyển trực tiếp DAI là phân biệt được xuyên đợt, nên chúng tôi đọc mô thức như các liên hệ đặc thù theo đợt nhất quán với phụ thuộc giai đoạn hơn là một dịch chuyển cấu trúc được nhận dạng đầy đủ xuyên đợt.</w:t>
+        <w:t xml:space="preserve">Gộp lại, các kết quả theo đợt vạch ra hai liên hệ nhất quán với phụ thuộc giai đoạn. Năng lực công nghệ/tiêu chuẩn nước ngoài dương ở cả ba đợt với kích thước suy giảm vừa phải (TCI_z = 0.215 đến 0.128 đến 0.123) nhưng điều tiết vẫn tồn tại ở các panel 2009, 2023 và gộp. Hiện diện số dựa trên website đi theo một quỹ đạo phi đơn điệu (mạnh năm 2009, không ý nghĩa năm 2015, tái nổi lên năm 2023), và kênh điều tiết của nó chỉ hiện ra ở năm 2023. Một kiểm định tương tác đợt × biến trọng tâm gộp chính thức gợi ý rằng chỉ các dịch chuyển trực tiếp DAI là phân biệt được xuyên đợt, nên chúng tôi đọc mô thức như các liên hệ đặc thù theo đợt nhất quán với phụ thuộc giai đoạn hơn là một dịch chuyển cấu trúc được nhận dạng đầy đủ xuyên đợt.</w:t>
       </w:r>
     </w:p>
     <w:bookmarkEnd w:id="36"/>
-    <w:bookmarkStart w:id="40" w:name="Xd39f9c27da9271ef2f4cd20efce39375d68921a"/>
+    <w:bookmarkStart w:id="40" w:name="phát-hiện-gộp"/>
     <w:p>
       <w:pPr>
         <w:pStyle w:val="Heading3"/>
@@ -1007,7 +1048,7 @@
     </w:p>
     <w:p>
       <w:pPr>
-        <w:pStyle w:val="BodyText"/>
+        <w:pStyle w:val="CaptionedFigure"/>
       </w:pPr>
       <w:r>
         <w:drawing>
@@ -1054,6 +1095,14 @@
     </w:p>
     <w:p>
       <w:pPr>
+        <w:pStyle w:val="ImageCaption"/>
+      </w:pPr>
+      <w:r>
+        <w:t xml:space="preserve">Hình 2: Năng suất lao động dự báo theo FSTS, theo đợt và gộp</w:t>
+      </w:r>
+    </w:p>
+    <w:p>
+      <w:pPr>
         <w:pStyle w:val="BodyText"/>
       </w:pPr>
       <w:r>
@@ -1071,7 +1120,7 @@
       </w:r>
     </w:p>
     <w:bookmarkEnd w:id="40"/>
-    <w:bookmarkStart w:id="41" w:name="X78d4c366d6bfb1572651ffbbe35fe9d8afd2d69"/>
+    <w:bookmarkStart w:id="41" w:name="diễn-giải-các-kiểm-định-giả-thuyết"/>
     <w:p>
       <w:pPr>
         <w:pStyle w:val="Heading3"/>
@@ -1127,7 +1176,7 @@
         <w:pStyle w:val="BodyText"/>
       </w:pPr>
       <w:r>
-        <w:t xml:space="preserve">H4 nhận được sự ủng hộ khám phá hạn chế. Kiểm định điều tiết joint DAI không ý nghĩa ở 2009 (M4 p = .825) và 2015 (M4 p = .125) và đạt ngưỡng ý nghĩa ở 2023 (FSTS_c × DAI_z = -0.912, p = .043; M4 joint p = .102, M8 p = .062); kiểm định joint M8 gộp (p = .083) được dẫn dắt bởi đợt 2023. Theo Haans</w:t>
+        <w:t xml:space="preserve">H3 nhận được sự ủng hộ khám phá hạn chế. Kiểm định điều tiết joint DAI không ý nghĩa ở 2009 (M4 p = .825) và 2015 (M4 p = .125) và đạt ngưỡng ý nghĩa ở 2023 (FSTS_c × DAI_z = -0.912, p = .043; M4 joint p = .102, M8 p = .062); kiểm định joint M8 gộp (p = .083) được dẫn dắt bởi đợt 2023. Theo Haans</w:t>
       </w:r>
       <w:r>
         <w:t xml:space="preserve"> </w:t>
@@ -1155,7 +1204,7 @@
       </w:r>
     </w:p>
     <w:bookmarkEnd w:id="41"/>
-    <w:bookmarkStart w:id="42" w:name="X41b722d70da7a50b73503c4bc6b3f614ed958f5"/>
+    <w:bookmarkStart w:id="42" w:name="X6f885a7b064b1f2de0fc9c499a223178cbf5702"/>
     <w:p>
       <w:pPr>
         <w:pStyle w:val="Heading3"/>
@@ -1169,11 +1218,11 @@
         <w:pStyle w:val="FirstParagraph"/>
       </w:pPr>
       <w:r>
-        <w:t xml:space="preserve">Hình chữ U ngược toàn mẫu cung cấp thông tin về mô thức tham-gia-và-cường-độ kết hợp, nhưng độ cong của nó được nhận dạng chủ yếu qua biên tham gia: chỉ ~1.0% doanh nghiệp gộp nằm trong khoảng ±5 điểm phần trăm của các điểm ngoặt theo đợt, với phần lớn khối lượng nằm tại FSTS = 0. Khi tái khớp M2 / M7 / M8 trên mẫu con chỉ-gồm-xuất-khẩu (FSTS &gt; 0; gộp N = 669), số hạng tuyến tính FSTS_c âm (β = -0.861, p &lt; .001) nhưng số hạng bậc hai không ý nghĩa (FSTS_c² β = -0.200, p = .660; M8 joint p = .462). H1a (biên tham gia) do đó là biên liên quan đến năng suất chủ đạo; độ cong theo cường độ trong nội bộ nhóm xuất khẩu mà H1b tuyên bố suy yếu một khi biên tham gia được khử. Chúng tôi giữ hình chữ U ngược toàn mẫu như quy luật chủ đạo nhưng diễn giải nó tường minh qua lăng kính cơ chế kép: phần lớn chênh lệch năng suất nằm giữa doanh nghiệp không xuất khẩu và có xuất khẩu, với độ cong bổ sung hạn chế trong nội bộ nhóm xuất khẩu (các hệ số trọng tâm theo đợt và gộp được tóm tắt trong Bảng III).</w:t>
+        <w:t xml:space="preserve">Hình chữ U ngược toàn mẫu cung cấp thông tin về mô thức tham-gia-và-cường-độ kết hợp, nhưng độ cong của nó được nhận dạng chủ yếu qua biên tham gia: chỉ ~1.0% doanh nghiệp gộp nằm trong khoảng ±5 điểm phần trăm của các điểm ngoặt theo đợt, với phần lớn khối lượng nằm tại FSTS = 0. Khi tái khớp M2 / M7 / M8 trên mẫu con chỉ-gồm-xuất-khẩu (FSTS &gt; 0; gộp N = 669), số hạng tuyến tính FSTS_c âm (β = -0.861, p &lt; .001) nhưng số hạng bậc hai không ý nghĩa (FSTS_c² β = -0.200, p = .730; M8 joint p = .462). H1a (biên tham gia) do đó là biên liên quan đến năng suất chủ đạo; độ cong theo cường độ trong nội bộ nhóm xuất khẩu mà H1b tuyên bố suy yếu một khi biên tham gia được khử. Chúng tôi giữ hình chữ U ngược toàn mẫu như quy luật chủ đạo nhưng diễn giải nó tường minh qua lăng kính cơ chế kép: phần lớn chênh lệch năng suất nằm giữa doanh nghiệp không xuất khẩu và có xuất khẩu, với độ cong bổ sung hạn chế trong nội bộ nhóm xuất khẩu (các hệ số trọng tâm theo đợt và gộp được tóm tắt trong Bảng III).</w:t>
       </w:r>
     </w:p>
     <w:bookmarkEnd w:id="42"/>
-    <w:bookmarkStart w:id="43" w:name="X9e1a248961c6f9e508fa7c75dd01c1306eb820d"/>
+    <w:bookmarkStart w:id="43" w:name="phân-tích-vững"/>
     <w:p>
       <w:pPr>
         <w:pStyle w:val="Heading3"/>
@@ -1192,7 +1241,7 @@
     </w:p>
     <w:bookmarkEnd w:id="43"/>
     <w:bookmarkEnd w:id="44"/>
-    <w:bookmarkStart w:id="45" w:name="X3923f9545aa9c992e02ccb4472a40e02686b4e2"/>
+    <w:bookmarkStart w:id="45" w:name="thảo-luận"/>
     <w:p>
       <w:pPr>
         <w:pStyle w:val="Heading2"/>
@@ -1282,7 +1331,7 @@
       </w:r>
     </w:p>
     <w:bookmarkEnd w:id="45"/>
-    <w:bookmarkStart w:id="46" w:name="X034d0a9e594689c1c83bf20f4d68a2017baeb0a"/>
+    <w:bookmarkStart w:id="46" w:name="hạn-chế-và-hướng-nghiên-cứu-tiếp-theo"/>
     <w:p>
       <w:pPr>
         <w:pStyle w:val="Heading2"/>
@@ -1316,7 +1365,7 @@
       </w:r>
     </w:p>
     <w:bookmarkEnd w:id="46"/>
-    <w:bookmarkStart w:id="47" w:name="X1f9d67da4cff2359f332166e5b547113791cb62"/>
+    <w:bookmarkStart w:id="47" w:name="kết-luận"/>
     <w:p>
       <w:pPr>
         <w:pStyle w:val="Heading2"/>
